--- a/FP/VP527277/Final/JCE_FP_VP527277_Final_RevG.docx
+++ b/FP/VP527277/Final/JCE_FP_VP527277_Final_RevG.docx
@@ -2758,7 +2758,7 @@
           <w:b w:val="0"/>
           <w:i w:val="0"/>
         </w:rPr>
-        <w:t>JCE will deploy a DJI Mavic 3 Enterprise with RTK module (under 2 kg), using RTK corrections from AUSCORS and CORSnet-NSW, with a mapping-grade camera for orthophotos, 3D models and geotagged inspection imagery. Photogrammetry in Agisoft Metashape Professional [TBC - Jayden to confirm purchase]; GIS and register delivery in QGIS.</w:t>
+        <w:t>JCE will deploy a DJI Mavic 3 Enterprise with RTK module (under 2 kg), with a mapping-grade camera for orthophotos, 3D models and geotagged inspection imagery. Workflow: automated flight paths planned in DroneDeploy (or DJI Pilot 2 or DJI FlightHub); RTK corrections from AUSCORS and CORSnet-NSW, or a local base station; ground control and independent check points at each mapped site to verify accuracy; processing in Autodesk ReCap Pro for point clouds and surfaces, with orthophotos from ReCap Pro or DJI Terra; Autodesk InfraWorks and Civil 3D for design integration; QGIS for GIS and asset register delivery.</w:t>
       </w:r>
     </w:p>
     <w:p>
@@ -2858,7 +2858,7 @@
           <w:b w:val="0"/>
           <w:i w:val="0"/>
         </w:rPr>
-        <w:t>Jayden Callen has drone and GIS experience. [TBC - Jayden: past drone and GIS projects and referees]</w:t>
+        <w:t>Jayden has delivered drone photogrammetry on previous projects, planning automated flight paths in DroneDeploy, capturing with RTK positioning, and processing in Autodesk ReCap Pro to build point clouds and terrain surfaces for use in Autodesk InfraWorks and civil design models.</w:t>
       </w:r>
     </w:p>
     <w:p>
@@ -5906,7 +5906,7 @@
           <w:b w:val="0"/>
           <w:i w:val="0"/>
         </w:rPr>
-        <w:t>JCE is a principal-led practice. Jayden Callen delivers JCE's own work: about 902 hours between December 2026 and June 2027, an average of about 35 hours a week over 26 working weeks. Two casual staff carry the volume work under his direction: a field assistant and visual observer for the 16 drone field days (about 190 hours), and a GIS and rating technician for first-pass ratings, GIS layers and the register (about 300 hours). The road imaging partner captures and rates the roads, the bridge partner inspects the structures and the valuer runs the valuation calculations.</w:t>
+        <w:t>JCE is a principal-led practice. Jayden Callen delivers JCE's own work: about 902 hours between December 2026 and June 2027, an average of about 35.5 hours a week over about 25 working weeks. Two casual staff carry the volume work under his direction: a field assistant and visual observer for the 16 drone field days (about 190 hours), and a GIS and rating technician for first-pass ratings, GIS layers and the register (about 300 hours). The road imaging partner captures and rates the roads, the bridge partner inspects the structures and the valuer runs the valuation calculations.</w:t>
       </w:r>
     </w:p>
     <w:tbl>
@@ -6554,7 +6554,7 @@
           <w:b w:val="0"/>
           <w:i w:val="0"/>
         </w:rPr>
-        <w:t>JCE's related business, Glide Inside (glideinside.com.au), produces 3D digital models and visualisation for the property and construction sector. JCE will deliver drone photogrammetry (orthophotos, 3D models and geotagged inspection imagery) using a DJI Mavic 3 Enterprise with RTK, operated under CASA's sub-2 kg excluded category (operator accreditation and drone registration in place before services start).</w:t>
+        <w:t>JCE's related business, Glide Inside (glideinside.com.au), produces 3D digital models and visualisation for the property and construction sector. JCE will deliver drone photogrammetry (orthophotos, 3D models and geotagged inspection imagery) using a DJI Mavic 3 Enterprise with RTK, operated under CASA's sub-2 kg excluded category (operator accreditation and drone registration in place before services start). Jayden has delivered drone photogrammetry on previous projects, planning automated flight paths in DroneDeploy, capturing with RTK positioning, and processing in Autodesk ReCap Pro to build point clouds and terrain surfaces for use in Autodesk InfraWorks and civil design models.</w:t>
       </w:r>
     </w:p>
     <w:p>
@@ -6678,7 +6678,7 @@
           <w:b w:val="0"/>
           <w:i w:val="0"/>
         </w:rPr>
-        <w:t>Civil 3D, Navisworks and InfraWorks; CAD standards and automation in AutoLISP and Excel VBA; drone and GIS experience [TBC - Jayden: past drone and GIS projects and referees].</w:t>
+        <w:t>Civil 3D, Navisworks and InfraWorks; CAD standards and automation in AutoLISP and Excel VBA; drone photogrammetry and GIS. Jayden has delivered drone photogrammetry on previous projects, planning automated flight paths in DroneDeploy, capturing with RTK positioning, and processing in Autodesk ReCap Pro to build point clouds and terrain surfaces for use in Autodesk InfraWorks and civil design models.</w:t>
       </w:r>
     </w:p>
     <w:p>
@@ -11052,7 +11052,7 @@
           <w:b w:val="0"/>
           <w:i w:val="0"/>
         </w:rPr>
-        <w:t>Director and Principal Engineer, JCE Infrastructure. Project manager, drone pilot and GIS lead, and single point of contact. Bachelor of Engineering (Honours) Civil, Deakin University; Engineers Australia member 11036201; application for the National Engineering Register (civil) in progress. Drone operations under CASA's sub-2 kg excluded category (operator accreditation and drone registration in place before services start). Detailed CV attached.</w:t>
+        <w:t>Director and Principal Engineer, JCE Infrastructure. Project manager, drone pilot and GIS lead, and single point of contact. Bachelor of Engineering (Honours) Civil, Deakin University; Engineers Australia member 11036201; application for the National Engineering Register (civil) in progress. Drone operations under CASA's sub-2 kg excluded category (operator accreditation and drone registration in place before services start). Jayden has delivered drone photogrammetry on previous projects, planning automated flight paths in DroneDeploy, capturing with RTK positioning, and processing in Autodesk ReCap Pro to build point clouds and terrain surfaces for use in Autodesk InfraWorks and civil design models. Detailed CV attached.</w:t>
       </w:r>
     </w:p>
     <w:p>

--- a/FP/VP527277/Final/JCE_FP_VP527277_Final_RevG.docx
+++ b/FP/VP527277/Final/JCE_FP_VP527277_Final_RevG.docx
@@ -6631,6 +6631,26 @@
           <w:b/>
           <w:i w:val="0"/>
         </w:rPr>
+        <w:t xml:space="preserve">Drone photogrammetry project. </w:t>
+      </w:r>
+      <w:r>
+        <w:rPr>
+          <w:b w:val="0"/>
+          <w:i w:val="0"/>
+        </w:rPr>
+        <w:t>Farm drainage works, private rural client (Craig Sullivan): drone photogrammetry survey of the property using RTK-positioned automated flights, processed in Autodesk ReCap Pro to a terrain surface used to design the drainage works. Referee details available on request.</w:t>
+      </w:r>
+    </w:p>
+    <w:p>
+      <w:pPr>
+        <w:pStyle w:val="ListBullet"/>
+        <w:spacing w:after="60"/>
+      </w:pPr>
+      <w:r>
+        <w:rPr>
+          <w:b/>
+          <w:i w:val="0"/>
+        </w:rPr>
         <w:t xml:space="preserve">Condition inspection. </w:t>
       </w:r>
       <w:r>
@@ -10227,6 +10247,11 @@
           <w:i w:val="0"/>
         </w:rPr>
         <w:t>This offer remains open for acceptance for sixty (60) days from the closing time, as clause 3.8 of the Conditions of Tender requires.</w:t>
+      </w:r>
+    </w:p>
+    <w:p>
+      <w:r>
+        <w:br w:type="page"/>
       </w:r>
     </w:p>
     <w:p>

--- a/FP/VP527277/Final/JCE_FP_VP527277_Final_RevG.docx
+++ b/FP/VP527277/Final/JCE_FP_VP527277_Final_RevG.docx
@@ -2858,7 +2858,7 @@
           <w:b w:val="0"/>
           <w:i w:val="0"/>
         </w:rPr>
-        <w:t>Jayden has delivered drone photogrammetry on previous projects, planning automated flight paths in DroneDeploy, capturing with RTK positioning, and processing in Autodesk ReCap Pro to build point clouds and terrain surfaces for use in Autodesk InfraWorks and civil design models.</w:t>
+        <w:t>Jayden has delivered drone photogrammetry on previous projects, planning automated flight paths in DroneDeploy, capturing RTK-positioned photogrammetry and high-resolution aerial stills and video, and processing in Autodesk ReCap Pro to build point clouds and terrain surfaces for use in Autodesk InfraWorks and civil design models.</w:t>
       </w:r>
     </w:p>
     <w:p>
@@ -3230,6 +3230,26 @@
           <w:b/>
           <w:i w:val="0"/>
         </w:rPr>
+        <w:t>Drone imagery:</w:t>
+      </w:r>
+      <w:r>
+        <w:rPr>
+          <w:b w:val="0"/>
+          <w:i w:val="0"/>
+        </w:rPr>
+        <w:t xml:space="preserve"> JCE's high-resolution aerial stills and short video of the bridges, culverts and hotspots it flies, named by Asset ID and listed in the image index, as existing-condition and defect records Council can also use in reports and presentations.</w:t>
+      </w:r>
+    </w:p>
+    <w:p>
+      <w:pPr>
+        <w:pStyle w:val="ListBullet"/>
+        <w:spacing w:after="60"/>
+      </w:pPr>
+      <w:r>
+        <w:rPr>
+          <w:b/>
+          <w:i w:val="0"/>
+        </w:rPr>
         <w:t>Reports:</w:t>
       </w:r>
       <w:r>
@@ -4109,6 +4129,71 @@
                 <w:sz w:val="18"/>
               </w:rPr>
               <w:t>25/03/2027 (inspections)</w:t>
+            </w:r>
+          </w:p>
+        </w:tc>
+      </w:tr>
+      <w:tr>
+        <w:trPr>
+          <w:cantSplit/>
+        </w:trPr>
+        <w:tc>
+          <w:tcPr>
+            <w:tcW w:type="dxa" w:w="5443"/>
+          </w:tcPr>
+          <w:p>
+            <w:pPr>
+              <w:keepNext/>
+              <w:spacing w:after="20"/>
+            </w:pPr>
+            <w:r/>
+            <w:r>
+              <w:rPr>
+                <w:b w:val="0"/>
+                <w:i w:val="0"/>
+                <w:sz w:val="18"/>
+              </w:rPr>
+              <w:t>Drone aerial stills, video, orthophotos and 3D models of flown sites (existing-condition and defect records)</w:t>
+            </w:r>
+          </w:p>
+        </w:tc>
+        <w:tc>
+          <w:tcPr>
+            <w:tcW w:type="dxa" w:w="2041"/>
+          </w:tcPr>
+          <w:p>
+            <w:pPr>
+              <w:keepNext/>
+              <w:spacing w:after="20"/>
+            </w:pPr>
+            <w:r/>
+            <w:r>
+              <w:rPr>
+                <w:b w:val="0"/>
+                <w:i w:val="0"/>
+                <w:sz w:val="18"/>
+              </w:rPr>
+              <w:t>JPG, MP4, GeoTIFF, model files</w:t>
+            </w:r>
+          </w:p>
+        </w:tc>
+        <w:tc>
+          <w:tcPr>
+            <w:tcW w:type="dxa" w:w="1814"/>
+          </w:tcPr>
+          <w:p>
+            <w:pPr>
+              <w:keepNext/>
+              <w:spacing w:after="20"/>
+            </w:pPr>
+            <w:r/>
+            <w:r>
+              <w:rPr>
+                <w:b w:val="0"/>
+                <w:i w:val="0"/>
+                <w:sz w:val="18"/>
+              </w:rPr>
+              <w:t>07/05/2027 (draft data)</w:t>
             </w:r>
           </w:p>
         </w:tc>
@@ -6554,7 +6639,7 @@
           <w:b w:val="0"/>
           <w:i w:val="0"/>
         </w:rPr>
-        <w:t>JCE's related business, Glide Inside (glideinside.com.au), produces 3D digital models and visualisation for the property and construction sector. JCE will deliver drone photogrammetry (orthophotos, 3D models and geotagged inspection imagery) using a DJI Mavic 3 Enterprise with RTK, operated under CASA's sub-2 kg excluded category (operator accreditation and drone registration in place before services start). Jayden has delivered drone photogrammetry on previous projects, planning automated flight paths in DroneDeploy, capturing with RTK positioning, and processing in Autodesk ReCap Pro to build point clouds and terrain surfaces for use in Autodesk InfraWorks and civil design models.</w:t>
+        <w:t>JCE's related business, Glide Inside (glideinside.com.au), produces 3D digital models and visualisation for the property and construction sector. JCE will deliver drone photogrammetry (orthophotos, 3D models and geotagged inspection imagery) using a DJI Mavic 3 Enterprise with RTK, operated under CASA's sub-2 kg excluded category (operator accreditation and drone registration in place before services start). Jayden has delivered drone photogrammetry on previous projects, planning automated flight paths in DroneDeploy, capturing RTK-positioned photogrammetry and high-resolution aerial stills and video, and processing in Autodesk ReCap Pro to build point clouds and terrain surfaces for use in Autodesk InfraWorks and civil design models.</w:t>
       </w:r>
     </w:p>
     <w:p>
@@ -6698,7 +6783,7 @@
           <w:b w:val="0"/>
           <w:i w:val="0"/>
         </w:rPr>
-        <w:t>Civil 3D, Navisworks and InfraWorks; CAD standards and automation in AutoLISP and Excel VBA; drone photogrammetry and GIS. Jayden has delivered drone photogrammetry on previous projects, planning automated flight paths in DroneDeploy, capturing with RTK positioning, and processing in Autodesk ReCap Pro to build point clouds and terrain surfaces for use in Autodesk InfraWorks and civil design models.</w:t>
+        <w:t>Civil 3D, Navisworks and InfraWorks; CAD standards and automation in AutoLISP and Excel VBA; drone photogrammetry and GIS. Jayden has delivered drone photogrammetry on previous projects, planning automated flight paths in DroneDeploy, capturing RTK-positioned photogrammetry and high-resolution aerial stills and video, and processing in Autodesk ReCap Pro to build point clouds and terrain surfaces for use in Autodesk InfraWorks and civil design models.</w:t>
       </w:r>
     </w:p>
     <w:p>
@@ -11077,7 +11162,7 @@
           <w:b w:val="0"/>
           <w:i w:val="0"/>
         </w:rPr>
-        <w:t>Director and Principal Engineer, JCE Infrastructure. Project manager, drone pilot and GIS lead, and single point of contact. Bachelor of Engineering (Honours) Civil, Deakin University; Engineers Australia member 11036201; application for the National Engineering Register (civil) in progress. Drone operations under CASA's sub-2 kg excluded category (operator accreditation and drone registration in place before services start). Jayden has delivered drone photogrammetry on previous projects, planning automated flight paths in DroneDeploy, capturing with RTK positioning, and processing in Autodesk ReCap Pro to build point clouds and terrain surfaces for use in Autodesk InfraWorks and civil design models. Detailed CV attached.</w:t>
+        <w:t>Director and Principal Engineer, JCE Infrastructure. Project manager, drone pilot and GIS lead, and single point of contact. Bachelor of Engineering (Honours) Civil, Deakin University; Engineers Australia member 11036201; application for the National Engineering Register (civil) in progress. Drone operations under CASA's sub-2 kg excluded category (operator accreditation and drone registration in place before services start). Jayden has delivered drone photogrammetry on previous projects, planning automated flight paths in DroneDeploy, capturing RTK-positioned photogrammetry and high-resolution aerial stills and video, and processing in Autodesk ReCap Pro to build point clouds and terrain surfaces for use in Autodesk InfraWorks and civil design models. Detailed CV attached.</w:t>
       </w:r>
     </w:p>
     <w:p>

--- a/FP/VP527277/Final/JCE_FP_VP527277_Final_RevG.docx
+++ b/FP/VP527277/Final/JCE_FP_VP527277_Final_RevG.docx
@@ -6783,7 +6783,7 @@
           <w:b w:val="0"/>
           <w:i w:val="0"/>
         </w:rPr>
-        <w:t>Civil 3D, Navisworks and InfraWorks; CAD standards and automation in AutoLISP and Excel VBA; drone photogrammetry and GIS. Jayden has delivered drone photogrammetry on previous projects, planning automated flight paths in DroneDeploy, capturing RTK-positioned photogrammetry and high-resolution aerial stills and video, and processing in Autodesk ReCap Pro to build point clouds and terrain surfaces for use in Autodesk InfraWorks and civil design models.</w:t>
+        <w:t>Civil 3D, Navisworks and InfraWorks; CAD standards and automation in AutoLISP and Excel VBA; Autodesk ReCap Pro, DroneDeploy and QGIS (drone capability above).</w:t>
       </w:r>
     </w:p>
     <w:p>
@@ -11050,6 +11050,71 @@
                 <w:sz w:val="18"/>
               </w:rPr>
               <w:t>$1.06/km</w:t>
+            </w:r>
+          </w:p>
+        </w:tc>
+      </w:tr>
+      <w:tr>
+        <w:trPr>
+          <w:cantSplit/>
+        </w:trPr>
+        <w:tc>
+          <w:tcPr>
+            <w:tcW w:type="dxa" w:w="3628"/>
+          </w:tcPr>
+          <w:p>
+            <w:pPr>
+              <w:keepNext/>
+              <w:spacing w:after="20"/>
+            </w:pPr>
+            <w:r/>
+            <w:r>
+              <w:rPr>
+                <w:b w:val="0"/>
+                <w:i w:val="0"/>
+                <w:sz w:val="18"/>
+              </w:rPr>
+              <w:t>Drone equipment (with JCE hourly rates for flying and processing)</w:t>
+            </w:r>
+          </w:p>
+        </w:tc>
+        <w:tc>
+          <w:tcPr>
+            <w:tcW w:type="dxa" w:w="3061"/>
+          </w:tcPr>
+          <w:p>
+            <w:pPr>
+              <w:keepNext/>
+              <w:spacing w:after="20"/>
+            </w:pPr>
+            <w:r/>
+            <w:r>
+              <w:rPr>
+                <w:b w:val="0"/>
+                <w:i w:val="0"/>
+                <w:sz w:val="18"/>
+              </w:rPr>
+              <w:t>$250/field day</w:t>
+            </w:r>
+          </w:p>
+        </w:tc>
+        <w:tc>
+          <w:tcPr>
+            <w:tcW w:type="dxa" w:w="2608"/>
+          </w:tcPr>
+          <w:p>
+            <w:pPr>
+              <w:keepNext/>
+              <w:spacing w:after="20"/>
+            </w:pPr>
+            <w:r/>
+            <w:r>
+              <w:rPr>
+                <w:b w:val="0"/>
+                <w:i w:val="0"/>
+                <w:sz w:val="18"/>
+              </w:rPr>
+              <w:t>$275.00/field day</w:t>
             </w:r>
           </w:p>
         </w:tc>

--- a/FP/VP527277/Final/JCE_FP_VP527277_Final_RevG.docx
+++ b/FP/VP527277/Final/JCE_FP_VP527277_Final_RevG.docx
@@ -6684,6 +6684,46 @@
           <w:i w:val="0"/>
         </w:rPr>
         <w:t>Civil Design Manager at Langtree Consulting Engineers, Townsville (03/2025 to 05/2026): managed four civil designers, coordinated flood modelling, electrical and hydraulic subconsultants into joint packages including bridge approaches, culverts and retaining walls, and prepared engineer's estimates and bills of quantities. Senior Engineer and Design Manager at SCP Consulting (06/2023 to 03/2025): coordinated external subconsultants and reviewed technical deliverables before client release on Defence projects at HMAS Watson, RAAF Base Tindal, RAAF Base Townsville and HMAS Cairns.</w:t>
+      </w:r>
+    </w:p>
+    <w:p>
+      <w:pPr>
+        <w:pStyle w:val="ListBullet"/>
+        <w:spacing w:after="60"/>
+      </w:pPr>
+      <w:r>
+        <w:rPr>
+          <w:b/>
+          <w:i w:val="0"/>
+        </w:rPr>
+        <w:t xml:space="preserve">Council road network works. </w:t>
+      </w:r>
+      <w:r>
+        <w:rPr>
+          <w:b w:val="0"/>
+          <w:i w:val="0"/>
+        </w:rPr>
+        <w:t>Floodway rectification, Tablelands Regional Council (QLD): engineering for the rectification of a floodway on Council's road network. Floodways and causeways are among the transport assets in this tender. Referee: Darren Quilliam, Tablelands Regional Council, contact details available on request.</w:t>
+      </w:r>
+    </w:p>
+    <w:p>
+      <w:pPr>
+        <w:pStyle w:val="ListBullet"/>
+        <w:spacing w:after="60"/>
+      </w:pPr>
+      <w:r>
+        <w:rPr>
+          <w:b/>
+          <w:i w:val="0"/>
+        </w:rPr>
+        <w:t xml:space="preserve">Council client work. </w:t>
+      </w:r>
+      <w:r>
+        <w:rPr>
+          <w:b w:val="0"/>
+          <w:i w:val="0"/>
+        </w:rPr>
+        <w:t>Leachate storage facility, Tablelands Regional Council (QLD): engineering for a landfill leachate storage facility. Referee as above.</w:t>
       </w:r>
     </w:p>
     <w:p>

--- a/FP/VP527277/Final/JCE_FP_VP527277_Final_RevG.docx
+++ b/FP/VP527277/Final/JCE_FP_VP527277_Final_RevG.docx
@@ -6776,14 +6776,14 @@
           <w:b/>
           <w:i w:val="0"/>
         </w:rPr>
-        <w:t xml:space="preserve">Condition inspection. </w:t>
+        <w:t xml:space="preserve">Defence head-contractor delivery. </w:t>
       </w:r>
       <w:r>
         <w:rPr>
           <w:b w:val="0"/>
           <w:i w:val="0"/>
         </w:rPr>
-        <w:t>Condition inspection and certification of an existing earthen flood levee about 647 m long at Gunnedah, with field dispersion and plasticity testing (JCE, 2026).</w:t>
+        <w:t>RAAF Base Townsville, Defence delivery project: engineering delivery for CPB Contractors (head contractor). Referee: Maverick Partner, CPB Contractors, contact details available on request.</w:t>
       </w:r>
     </w:p>
     <w:p>

--- a/FP/VP527277/Final/JCE_FP_VP527277_Final_RevG.docx
+++ b/FP/VP527277/Final/JCE_FP_VP527277_Final_RevG.docx
@@ -6703,7 +6703,7 @@
           <w:b w:val="0"/>
           <w:i w:val="0"/>
         </w:rPr>
-        <w:t>Floodway rectification, Tablelands Regional Council (QLD): engineering for the rectification of a floodway on Council's road network. Floodways and causeways are among the transport assets in this tender. Referee: Darren Quilliam, Tablelands Regional Council, contact details available on request.</w:t>
+        <w:t>Jayden Callen (while at Langtree Consulting Engineers): Floodway rectification, Tablelands Regional Council (QLD): engineering for the rectification of a floodway on Council's road network. Floodways and causeways are among the transport assets in this tender. Referee: Darren Quilliam, Tablelands Regional Council, contact details available on request.</w:t>
       </w:r>
     </w:p>
     <w:p>
@@ -6723,7 +6723,7 @@
           <w:b w:val="0"/>
           <w:i w:val="0"/>
         </w:rPr>
-        <w:t>Leachate storage facility, Tablelands Regional Council (QLD): engineering for a landfill leachate storage facility. Referee as above.</w:t>
+        <w:t>Jayden Callen (while at Langtree Consulting Engineers): Leachate storage facility, Tablelands Regional Council (QLD): engineering for a landfill leachate storage facility. Referee as above.</w:t>
       </w:r>
     </w:p>
     <w:p>

--- a/FP/VP527277/Final/JCE_FP_VP527277_Final_RevG.docx
+++ b/FP/VP527277/Final/JCE_FP_VP527277_Final_RevG.docx
@@ -445,7 +445,7 @@
                 <w:i w:val="0"/>
                 <w:sz w:val="18"/>
               </w:rPr>
-              <w:t>$ 1,635,724.20</w:t>
+              <w:t>$ 1,648,999.00</w:t>
             </w:r>
           </w:p>
         </w:tc>
@@ -550,7 +550,7 @@
           <w:b w:val="0"/>
           <w:i w:val="0"/>
         </w:rPr>
-        <w:t>The lump sum is $ 1,635,724.20 including GST for all five valuation years, with Level 3/4 bridge inspections priced separately as Council's option. Our offer stays open for 60 days after the closing time.</w:t>
+        <w:t>The lump sum is $ 1,648,999.00 including GST for all five valuation years, with Level 3/4 bridge inspections priced separately as Council's option. Our offer stays open for 60 days after the closing time.</w:t>
       </w:r>
     </w:p>
     <w:p>
@@ -3142,7 +3142,7 @@
           <w:b w:val="0"/>
           <w:i w:val="0"/>
         </w:rPr>
-        <w:t>Director review of every deliverable before it reaches Council, recorded on a checklist; one register of Council comments and how each was closed.</w:t>
+        <w:t>Director review of every deliverable before it reaches Council, and independent technical review by Sunny Lotay (RPEQ, NER) of the condition, defect and safety reports and the 10-year programs, recorded on a checklist; one register of Council comments and how each was closed.</w:t>
       </w:r>
     </w:p>
     <w:p>
@@ -3753,7 +3753,7 @@
                 <w:i w:val="0"/>
                 <w:sz w:val="18"/>
               </w:rPr>
-              <w:t>Road capture and bridge inspection are carried by partner crews; a casual field assistant and a casual GIS and rating technician support JCE; Jayden's time is planned at about 35 hours a week (Section 5.0) with other work kept out of February to March and May</w:t>
+              <w:t>Road capture and bridge inspection are carried by partner crews; a casual field assistant and a casual GIS and rating technician support JCE; Sunny Lotay, JCE's associate certifying engineer, is backup project lead; Jayden's time is planned at about 35 hours a week (Section 5.0) with other work kept out of February to March and May</w:t>
             </w:r>
           </w:p>
         </w:tc>
@@ -3770,7 +3770,7 @@
           <w:b w:val="0"/>
           <w:i w:val="0"/>
         </w:rPr>
-        <w:t>Sign-off. Reports are prepared and signed by Jayden Callen, BEng (Hons), MIEAust, as JCE's project manager. Bridge inspection reports are signed by the bridge partner's nominated bridge engineer, and the valuation report by the valuer.</w:t>
+        <w:t>Sign-off. Reports are prepared and signed by Jayden Callen, BEng (Hons), MIEAust, as JCE's project manager, after independent technical review by Sunny Lotay (RPEQ, NER), JCE's associate certifying engineer, who certifies where a registered engineer is required. Bridge inspection reports are signed by the bridge partner's nominated bridge engineer, and the valuation report by the valuer.</w:t>
       </w:r>
     </w:p>
     <w:p>
@@ -5638,6 +5638,71 @@
                 <w:sz w:val="18"/>
               </w:rPr>
               <w:t>Single point of contact; methodology, drone capture, GIS and register, QA, remaining life, defect and safety assessment, programs, valuation inputs and reports</w:t>
+            </w:r>
+          </w:p>
+        </w:tc>
+      </w:tr>
+      <w:tr>
+        <w:trPr>
+          <w:cantSplit/>
+        </w:trPr>
+        <w:tc>
+          <w:tcPr>
+            <w:tcW w:type="dxa" w:w="2494"/>
+          </w:tcPr>
+          <w:p>
+            <w:pPr>
+              <w:keepNext/>
+              <w:spacing w:after="20"/>
+            </w:pPr>
+            <w:r/>
+            <w:r>
+              <w:rPr>
+                <w:b w:val="0"/>
+                <w:i w:val="0"/>
+                <w:sz w:val="18"/>
+              </w:rPr>
+              <w:t>Associate Principal Engineer, technical reviewer and certifying engineer</w:t>
+            </w:r>
+          </w:p>
+        </w:tc>
+        <w:tc>
+          <w:tcPr>
+            <w:tcW w:type="dxa" w:w="2835"/>
+          </w:tcPr>
+          <w:p>
+            <w:pPr>
+              <w:keepNext/>
+              <w:spacing w:after="20"/>
+            </w:pPr>
+            <w:r/>
+            <w:r>
+              <w:rPr>
+                <w:b w:val="0"/>
+                <w:i w:val="0"/>
+                <w:sz w:val="18"/>
+              </w:rPr>
+              <w:t>Sunny Lotay, Associate Principal Engineer (RPEQ, NER), Lotay Civil</w:t>
+            </w:r>
+          </w:p>
+        </w:tc>
+        <w:tc>
+          <w:tcPr>
+            <w:tcW w:type="dxa" w:w="3969"/>
+          </w:tcPr>
+          <w:p>
+            <w:pPr>
+              <w:keepNext/>
+              <w:spacing w:after="20"/>
+            </w:pPr>
+            <w:r/>
+            <w:r>
+              <w:rPr>
+                <w:b w:val="0"/>
+                <w:i w:val="0"/>
+                <w:sz w:val="18"/>
+              </w:rPr>
+              <w:t>Engaged by JCE under a standing associate agreement as technical reviewer and certifying engineer on JCE commissions: independent technical review of the condition, remaining life, defect and safety reports and 10-year programs; certification where a registered engineer is required; backup project lead</w:t>
             </w:r>
           </w:p>
         </w:tc>
@@ -7279,7 +7344,7 @@
                 <w:i w:val="0"/>
                 <w:sz w:val="18"/>
               </w:rPr>
-              <w:t>$ 662,032.00</w:t>
+              <w:t>$ 667,840.00</w:t>
             </w:r>
           </w:p>
         </w:tc>
@@ -7345,7 +7410,7 @@
                 <w:i w:val="0"/>
                 <w:sz w:val="18"/>
               </w:rPr>
-              <w:t>$ 195,380.00</w:t>
+              <w:t>$ 196,880.00</w:t>
             </w:r>
           </w:p>
         </w:tc>
@@ -7411,7 +7476,7 @@
                 <w:i w:val="0"/>
                 <w:sz w:val="18"/>
               </w:rPr>
-              <w:t>$ 207,720.00</w:t>
+              <w:t>$ 209,260.00</w:t>
             </w:r>
           </w:p>
         </w:tc>
@@ -7477,7 +7542,7 @@
                 <w:i w:val="0"/>
                 <w:sz w:val="18"/>
               </w:rPr>
-              <w:t>$ 167,500.00</w:t>
+              <w:t>$ 169,090.00</w:t>
             </w:r>
           </w:p>
         </w:tc>
@@ -7543,7 +7608,7 @@
                 <w:i w:val="0"/>
                 <w:sz w:val="18"/>
               </w:rPr>
-              <w:t>$ 254,390.00</w:t>
+              <w:t>$ 256,020.00</w:t>
             </w:r>
           </w:p>
         </w:tc>
@@ -7611,7 +7676,7 @@
                 <w:i w:val="0"/>
                 <w:sz w:val="18"/>
               </w:rPr>
-              <w:t>$ 1,487,022.00</w:t>
+              <w:t>$ 1,499,090.00</w:t>
             </w:r>
           </w:p>
         </w:tc>
@@ -7679,7 +7744,7 @@
                 <w:i w:val="0"/>
                 <w:sz w:val="18"/>
               </w:rPr>
-              <w:t>$ 148,702.20</w:t>
+              <w:t>$ 149,909.00</w:t>
             </w:r>
           </w:p>
         </w:tc>
@@ -7744,7 +7809,7 @@
                 <w:i w:val="0"/>
                 <w:sz w:val="18"/>
               </w:rPr>
-              <w:t>$ 1,635,724.20</w:t>
+              <w:t>$ 1,648,999.00</w:t>
             </w:r>
           </w:p>
         </w:tc>
@@ -8253,7 +8318,7 @@
                 <w:i w:val="0"/>
                 <w:sz w:val="18"/>
               </w:rPr>
-              <w:t>K1</w:t>
+              <w:t>AS</w:t>
             </w:r>
           </w:p>
         </w:tc>
@@ -8273,7 +8338,7 @@
                 <w:i w:val="0"/>
                 <w:sz w:val="18"/>
               </w:rPr>
-              <w:t>Casual field assistant and drone visual observer: 16 field days plus travel (192 h at $55/h cost allowance) (cost plus 10%)</w:t>
+              <w:t>Associate certifying engineer (Sunny Lotay, Lotay Civil): independent technical review and certification of JCE reports, 24 h at $220/h allowance (cost plus 10%) [TBC - Jayden to confirm rate]</w:t>
             </w:r>
           </w:p>
         </w:tc>
@@ -8294,7 +8359,7 @@
                 <w:i w:val="0"/>
                 <w:sz w:val="18"/>
               </w:rPr>
-              <w:t>$ 11,616.00</w:t>
+              <w:t>$ 5,808.00</w:t>
             </w:r>
           </w:p>
         </w:tc>
@@ -8319,7 +8384,7 @@
                 <w:i w:val="0"/>
                 <w:sz w:val="18"/>
               </w:rPr>
-              <w:t>K2</w:t>
+              <w:t>K1</w:t>
             </w:r>
           </w:p>
         </w:tc>
@@ -8339,7 +8404,7 @@
                 <w:i w:val="0"/>
                 <w:sz w:val="18"/>
               </w:rPr>
-              <w:t>Casual GIS and desktop rating technician: first-pass rating from partner and drone imagery, GIS layers, register population, image index, maps (298 h at $65/h cost allowance) (cost plus 10%)</w:t>
+              <w:t>Casual field assistant and drone visual observer: 16 field days plus travel (192 h at $55/h cost allowance) (cost plus 10%)</w:t>
             </w:r>
           </w:p>
         </w:tc>
@@ -8360,7 +8425,7 @@
                 <w:i w:val="0"/>
                 <w:sz w:val="18"/>
               </w:rPr>
-              <w:t>$ 21,307.00</w:t>
+              <w:t>$ 11,616.00</w:t>
             </w:r>
           </w:p>
         </w:tc>
@@ -8385,7 +8450,7 @@
                 <w:i w:val="0"/>
                 <w:sz w:val="18"/>
               </w:rPr>
-              <w:t>EQ</w:t>
+              <w:t>K2</w:t>
             </w:r>
           </w:p>
         </w:tc>
@@ -8405,7 +8470,7 @@
                 <w:i w:val="0"/>
                 <w:sz w:val="18"/>
               </w:rPr>
-              <w:t>Drone equipment day rate (DJI Mavic 3 Enterprise with RTK, batteries, RTK corrections, processing software and storage): 17 field days at $250 per day [TBC - Jayden to confirm rate]</w:t>
+              <w:t>Casual GIS and desktop rating technician: first-pass rating from partner and drone imagery, GIS layers, register population, image index, maps (298 h at $65/h cost allowance) (cost plus 10%)</w:t>
             </w:r>
           </w:p>
         </w:tc>
@@ -8426,7 +8491,7 @@
                 <w:i w:val="0"/>
                 <w:sz w:val="18"/>
               </w:rPr>
-              <w:t>$ 4,250.00</w:t>
+              <w:t>$ 21,307.00</w:t>
             </w:r>
           </w:p>
         </w:tc>
@@ -8451,7 +8516,7 @@
                 <w:i w:val="0"/>
                 <w:sz w:val="18"/>
               </w:rPr>
-              <w:t>TR</w:t>
+              <w:t>EQ</w:t>
             </w:r>
           </w:p>
         </w:tc>
@@ -8471,7 +8536,7 @@
                 <w:i w:val="0"/>
                 <w:sz w:val="18"/>
               </w:rPr>
-              <w:t>Vehicle, accommodation and meals for the drone campaigns and pilot [TBC - Jayden to confirm rates]</w:t>
+              <w:t>Drone equipment day rate (DJI Mavic 3 Enterprise with RTK, batteries, RTK corrections, processing software and storage): 17 field days at $250 per day [TBC - Jayden to confirm rate]</w:t>
             </w:r>
           </w:p>
         </w:tc>
@@ -8492,7 +8557,7 @@
                 <w:i w:val="0"/>
                 <w:sz w:val="18"/>
               </w:rPr>
-              <w:t>$ 20,744.00</w:t>
+              <w:t>$ 4,250.00</w:t>
             </w:r>
           </w:p>
         </w:tc>
@@ -8517,7 +8582,7 @@
                 <w:i w:val="0"/>
                 <w:sz w:val="18"/>
               </w:rPr>
-              <w:t>PS1</w:t>
+              <w:t>TR</w:t>
             </w:r>
           </w:p>
         </w:tc>
@@ -8537,7 +8602,7 @@
                 <w:i w:val="0"/>
                 <w:sz w:val="18"/>
               </w:rPr>
-              <w:t>Road imaging partner: vehicle-mounted network imaging and road condition rating (provisional sum, cost plus 10%)</w:t>
+              <w:t>Vehicle, accommodation and meals for the drone campaigns and pilot [TBC - Jayden to confirm rates]</w:t>
             </w:r>
           </w:p>
         </w:tc>
@@ -8558,7 +8623,7 @@
                 <w:i w:val="0"/>
                 <w:sz w:val="18"/>
               </w:rPr>
-              <w:t>$ 255,035.00</w:t>
+              <w:t>$ 20,744.00</w:t>
             </w:r>
           </w:p>
         </w:tc>
@@ -8583,7 +8648,7 @@
                 <w:i w:val="0"/>
                 <w:sz w:val="18"/>
               </w:rPr>
-              <w:t>PS2</w:t>
+              <w:t>PS1</w:t>
             </w:r>
           </w:p>
         </w:tc>
@@ -8603,7 +8668,7 @@
                 <w:i w:val="0"/>
                 <w:sz w:val="18"/>
               </w:rPr>
-              <w:t>Bridge inspection partner: Level 2 inspections of 127 structures (provisional sum, cost plus 10%)</w:t>
+              <w:t>Road imaging partner: vehicle-mounted network imaging and road condition rating (provisional sum, cost plus 10%)</w:t>
             </w:r>
           </w:p>
         </w:tc>
@@ -8624,7 +8689,7 @@
                 <w:i w:val="0"/>
                 <w:sz w:val="18"/>
               </w:rPr>
-              <w:t>$ 129,140.00</w:t>
+              <w:t>$ 255,035.00</w:t>
             </w:r>
           </w:p>
         </w:tc>
@@ -8649,7 +8714,7 @@
                 <w:i w:val="0"/>
                 <w:sz w:val="18"/>
               </w:rPr>
-              <w:t>PS3</w:t>
+              <w:t>PS2</w:t>
             </w:r>
           </w:p>
         </w:tc>
@@ -8669,7 +8734,7 @@
                 <w:i w:val="0"/>
                 <w:sz w:val="18"/>
               </w:rPr>
-              <w:t>Valuer: methodology and unit rate review, signed valuation report (provisional sum, cost plus 10%)</w:t>
+              <w:t>Bridge inspection partner: Level 2 inspections of 127 structures (provisional sum, cost plus 10%)</w:t>
             </w:r>
           </w:p>
         </w:tc>
@@ -8690,7 +8755,7 @@
                 <w:i w:val="0"/>
                 <w:sz w:val="18"/>
               </w:rPr>
-              <w:t>$ 33,000.00</w:t>
+              <w:t>$ 129,140.00</w:t>
             </w:r>
           </w:p>
         </w:tc>
@@ -8715,7 +8780,7 @@
                 <w:i w:val="0"/>
                 <w:sz w:val="18"/>
               </w:rPr>
-              <w:t>PS3b</w:t>
+              <w:t>PS3</w:t>
             </w:r>
           </w:p>
         </w:tc>
@@ -8735,7 +8800,7 @@
                 <w:i w:val="0"/>
                 <w:sz w:val="18"/>
               </w:rPr>
-              <w:t>Valuer: valuation calculations and benchmark unit rates (provisional sum, cost plus 10%)</w:t>
+              <w:t>Valuer: methodology and unit rate review, signed valuation report (provisional sum, cost plus 10%)</w:t>
             </w:r>
           </w:p>
         </w:tc>
@@ -8756,7 +8821,7 @@
                 <w:i w:val="0"/>
                 <w:sz w:val="18"/>
               </w:rPr>
-              <w:t>$ 19,800.00</w:t>
+              <w:t>$ 33,000.00</w:t>
             </w:r>
           </w:p>
         </w:tc>
@@ -8768,6 +8833,72 @@
         <w:tc>
           <w:tcPr>
             <w:tcW w:type="dxa" w:w="907"/>
+          </w:tcPr>
+          <w:p>
+            <w:pPr>
+              <w:keepNext w:val="0"/>
+              <w:spacing w:after="20"/>
+            </w:pPr>
+            <w:r/>
+            <w:r>
+              <w:rPr>
+                <w:b w:val="0"/>
+                <w:i w:val="0"/>
+                <w:sz w:val="18"/>
+              </w:rPr>
+              <w:t>PS3b</w:t>
+            </w:r>
+          </w:p>
+        </w:tc>
+        <w:tc>
+          <w:tcPr>
+            <w:tcW w:type="dxa" w:w="6350"/>
+          </w:tcPr>
+          <w:p>
+            <w:pPr>
+              <w:keepNext w:val="0"/>
+              <w:spacing w:after="20"/>
+            </w:pPr>
+            <w:r/>
+            <w:r>
+              <w:rPr>
+                <w:b w:val="0"/>
+                <w:i w:val="0"/>
+                <w:sz w:val="18"/>
+              </w:rPr>
+              <w:t>Valuer: valuation calculations and benchmark unit rates (provisional sum, cost plus 10%)</w:t>
+            </w:r>
+          </w:p>
+        </w:tc>
+        <w:tc>
+          <w:tcPr>
+            <w:tcW w:type="dxa" w:w="2041"/>
+          </w:tcPr>
+          <w:p>
+            <w:pPr>
+              <w:keepNext w:val="0"/>
+              <w:spacing w:after="20"/>
+              <w:jc w:val="right"/>
+            </w:pPr>
+            <w:r/>
+            <w:r>
+              <w:rPr>
+                <w:b w:val="0"/>
+                <w:i w:val="0"/>
+                <w:sz w:val="18"/>
+              </w:rPr>
+              <w:t>$ 19,800.00</w:t>
+            </w:r>
+          </w:p>
+        </w:tc>
+      </w:tr>
+      <w:tr>
+        <w:trPr>
+          <w:cantSplit/>
+        </w:trPr>
+        <w:tc>
+          <w:tcPr>
+            <w:tcW w:type="dxa" w:w="907"/>
             <w:shd w:val="clear" w:color="auto" w:fill="F4ECD0"/>
           </w:tcPr>
           <w:p>
@@ -8821,7 +8952,7 @@
                 <w:i w:val="0"/>
                 <w:sz w:val="18"/>
               </w:rPr>
-              <w:t>$ 662,032.00</w:t>
+              <w:t>$ 667,840.00</w:t>
             </w:r>
           </w:p>
         </w:tc>
@@ -8975,7 +9106,7 @@
                 <w:i w:val="0"/>
                 <w:sz w:val="18"/>
               </w:rPr>
-              <w:t>$ 173,736.12</w:t>
+              <w:t>$ 175,260.30</w:t>
             </w:r>
           </w:p>
         </w:tc>
@@ -9041,7 +9172,7 @@
                 <w:i w:val="0"/>
                 <w:sz w:val="18"/>
               </w:rPr>
-              <w:t>$ 180,779.47</w:t>
+              <w:t>$ 182,365.45</w:t>
             </w:r>
           </w:p>
         </w:tc>
@@ -9107,7 +9238,7 @@
                 <w:i w:val="0"/>
                 <w:sz w:val="18"/>
               </w:rPr>
-              <w:t>$ 9,182.45</w:t>
+              <w:t>$ 9,263.01</w:t>
             </w:r>
           </w:p>
         </w:tc>
@@ -9173,7 +9304,7 @@
                 <w:i w:val="0"/>
                 <w:sz w:val="18"/>
               </w:rPr>
-              <w:t>$ 23,147.42</w:t>
+              <w:t>$ 23,350.50</w:t>
             </w:r>
           </w:p>
         </w:tc>
@@ -9239,7 +9370,7 @@
                 <w:i w:val="0"/>
                 <w:sz w:val="18"/>
               </w:rPr>
-              <w:t>$ 6,495.54</w:t>
+              <w:t>$ 6,552.52</w:t>
             </w:r>
           </w:p>
         </w:tc>
@@ -9305,7 +9436,7 @@
                 <w:i w:val="0"/>
                 <w:sz w:val="18"/>
               </w:rPr>
-              <w:t>$ 13,147.60</w:t>
+              <w:t>$ 13,262.94</w:t>
             </w:r>
           </w:p>
         </w:tc>
@@ -9371,7 +9502,7 @@
                 <w:i w:val="0"/>
                 <w:sz w:val="18"/>
               </w:rPr>
-              <w:t>$ 48,677.42</w:t>
+              <w:t>$ 49,104.46</w:t>
             </w:r>
           </w:p>
         </w:tc>
@@ -9437,7 +9568,7 @@
                 <w:i w:val="0"/>
                 <w:sz w:val="18"/>
               </w:rPr>
-              <w:t>$ 21,738.75</w:t>
+              <w:t>$ 21,929.47</w:t>
             </w:r>
           </w:p>
         </w:tc>
@@ -9503,7 +9634,7 @@
                 <w:i w:val="0"/>
                 <w:sz w:val="18"/>
               </w:rPr>
-              <w:t>$ 1,826.06</w:t>
+              <w:t>$ 1,842.08</w:t>
             </w:r>
           </w:p>
         </w:tc>
@@ -9569,7 +9700,7 @@
                 <w:i w:val="0"/>
                 <w:sz w:val="18"/>
               </w:rPr>
-              <w:t>$ 171,127.47</w:t>
+              <w:t>$ 172,628.77</w:t>
             </w:r>
           </w:p>
         </w:tc>
@@ -9635,7 +9766,7 @@
                 <w:i w:val="0"/>
                 <w:sz w:val="18"/>
               </w:rPr>
-              <w:t>$ 12,173.70</w:t>
+              <w:t>$ 12,280.50</w:t>
             </w:r>
           </w:p>
         </w:tc>
@@ -9700,7 +9831,7 @@
                 <w:i w:val="0"/>
                 <w:sz w:val="18"/>
               </w:rPr>
-              <w:t>$ 662,032.00</w:t>
+              <w:t>$ 667,840.00</w:t>
             </w:r>
           </w:p>
         </w:tc>
@@ -11268,6 +11399,15 @@
           <w:i w:val="0"/>
         </w:rPr>
         <w:t>Director and Principal Engineer, JCE Infrastructure. Project manager, drone pilot and GIS lead, and single point of contact. Bachelor of Engineering (Honours) Civil, Deakin University; Engineers Australia member 11036201; application for the National Engineering Register (civil) in progress. Drone operations under CASA's sub-2 kg excluded category (operator accreditation and drone registration in place before services start). Jayden has delivered drone photogrammetry on previous projects, planning automated flight paths in DroneDeploy, capturing RTK-positioned photogrammetry and high-resolution aerial stills and video, and processing in Autodesk ReCap Pro to build point clouds and terrain surfaces for use in Autodesk InfraWorks and civil design models. Detailed CV attached.</w:t>
+      </w:r>
+    </w:p>
+    <w:p>
+      <w:r>
+        <w:rPr>
+          <w:b w:val="0"/>
+          <w:i w:val="0"/>
+        </w:rPr>
+        <w:t>Sunny Lotay, Associate Principal Engineer (RPEQ, NER), Lotay Civil: engaged by JCE under a standing associate agreement as technical reviewer and certifying engineer on JCE commissions. His role on MRC-2645 is independent technical review of JCE's outputs, certification where a registered engineer is required, and backup project lead.</w:t>
       </w:r>
     </w:p>
     <w:p>

--- a/FP/VP527277/Final/JCE_FP_VP527277_Final_RevG.docx
+++ b/FP/VP527277/Final/JCE_FP_VP527277_Final_RevG.docx
@@ -532,7 +532,7 @@
           <w:b w:val="0"/>
           <w:i w:val="0"/>
         </w:rPr>
-        <w:t>I lead every JCE commission personally. My recent roles have been in design management: coordinating flood, electrical, hydraulic and structural subconsultants into single packages at Langtree Consulting Engineers (2025 to 2026), and managing a multidisciplinary design team and external subconsultants on Defence projects for Lendlease and CPB Contractors at SCP Consulting (2023 to 2025). On MRC-2645 I will run the road imaging partner, the bridge inspection partner and the valuer to one program, one rating guide and one quality process, and I will be accountable to Council for all of it. I have also worked for a regional council in Far North Queensland, where I shortlisted consultants for a council tender, so I know what Council needs from its consultant after award: clear hold points, no surprises on scope or fee, and records Council can audit.</w:t>
+        <w:t xml:space="preserve">I lead every JCE commission personally. My recent roles have been in design management: coordinating flood, electrical, hydraulic and structural subconsultants into single packages at Langtree Consulting (2025 to 2026), and managing a multidisciplinary design team and external subconsultants on Defence projects for Lendlease and CPB Contractors at SCP Consulting (2023 to 2025). On MRC-2645 I will run the road imaging partner, the bridge inspection partner and the valuer to one program, one rating guide and one quality process, and I will be accountable to Council for all of it. I have also worked for a regional council in Far North Queensland, where I shortlisted consultants for a council tender, so I know what Council needs from its consultant after award: clear hold points, no surprises on scope or fee, and records Council can audit.</w:t>
       </w:r>
     </w:p>
     <w:p>
@@ -6748,7 +6748,7 @@
           <w:b w:val="0"/>
           <w:i w:val="0"/>
         </w:rPr>
-        <w:t>Civil Design Manager at Langtree Consulting Engineers, Townsville (03/2025 to 05/2026): managed four civil designers, coordinated flood modelling, electrical and hydraulic subconsultants into joint packages including bridge approaches, culverts and retaining walls, and prepared engineer's estimates and bills of quantities. Senior Engineer and Design Manager at SCP Consulting (06/2023 to 03/2025): coordinated external subconsultants and reviewed technical deliverables before client release on Defence projects at HMAS Watson, RAAF Base Tindal, RAAF Base Townsville and HMAS Cairns.</w:t>
+        <w:t xml:space="preserve">Civil Design Manager at Langtree Consulting, Townsville (03/2025 to 05/2026): managed four civil designers, coordinated flood modelling, electrical and hydraulic subconsultants into joint packages including bridge approaches, culverts and retaining walls, and prepared engineer's estimates and bills of quantities. Senior Engineer and Design Manager at SCP Consulting (06/2023 to 03/2025): coordinated external subconsultants and reviewed technical deliverables before client release on Defence projects at HMAS Watson, RAAF Base Tindal, RAAF Base Townsville and HMAS Cairns.</w:t>
       </w:r>
     </w:p>
     <w:p>
@@ -6768,7 +6768,7 @@
           <w:b w:val="0"/>
           <w:i w:val="0"/>
         </w:rPr>
-        <w:t>Jayden Callen (while at Langtree Consulting Engineers): Floodway rectification, Tablelands Regional Council (QLD): engineering for the rectification of a floodway on Council's road network. Floodways and causeways are among the transport assets in this tender. Referee: Darren Quilliam, Tablelands Regional Council, contact details available on request.</w:t>
+        <w:t xml:space="preserve">Jayden Callen (while at Langtree Consulting): Floodway rectification, Tablelands Regional Council (QLD): engineering for the rectification of a floodway on Council's road network. Floodways and causeways are among the transport assets in this tender. Referee: Darren Quilliam, Tablelands Regional Council, contact details available on request.</w:t>
       </w:r>
     </w:p>
     <w:p>
@@ -6788,7 +6788,7 @@
           <w:b w:val="0"/>
           <w:i w:val="0"/>
         </w:rPr>
-        <w:t>Jayden Callen (while at Langtree Consulting Engineers): Leachate storage facility, Tablelands Regional Council (QLD): engineering for a landfill leachate storage facility. Referee as above.</w:t>
+        <w:t xml:space="preserve">Ravenshoe leachate storage facility design modification, Tablelands Regional Council (QLD), 2025 (Jayden Callen while at Langtree Consulting). Referee as above.</w:t>
       </w:r>
     </w:p>
     <w:p>
@@ -6808,7 +6808,7 @@
           <w:b w:val="0"/>
           <w:i w:val="0"/>
         </w:rPr>
-        <w:t>Civil design management, subconsultant coordination and site inspections for subdivisions in the remote Cape York communities of Aurukun, Pormpuraaw and Napranum (Langtree).</w:t>
+        <w:t xml:space="preserve">Civil design management, subconsultant coordination and site inspections for subdivisions in the remote Cape York communities of Aurukun, Pormpuraaw and Napranum (Langtree Consulting).</w:t>
       </w:r>
     </w:p>
     <w:p>
@@ -6848,7 +6848,7 @@
           <w:b w:val="0"/>
           <w:i w:val="0"/>
         </w:rPr>
-        <w:t>RAAF Base Townsville, Defence delivery project: engineering delivery for CPB Contractors (head contractor). Referee: Maverick Partner, CPB Contractors, contact details available on request.</w:t>
+        <w:t xml:space="preserve">RAAF Base Townsville, Defence delivery project: engineering delivery for CPB Contractors (head contractor). Referee: Maverick Parker, CPB Contractors, contact details available on request.</w:t>
       </w:r>
     </w:p>
     <w:p>
